--- a/zht/docx/001.content.docx
+++ b/zht/docx/001.content.docx
@@ -19,7 +19,7 @@
         <w:rPr>
           <w:lang w:val="zh_TW" w:bidi="zh_TW"/>
         </w:rPr>
-        <w:t>Resource: Tyndale Open Study Notes</w:t>
+        <w:t>Resource: Aquifer Open Study Notes (Profiles)</w:t>
       </w:r>
       <w:r>
         <w:rPr>
@@ -112,7 +112,7 @@
         <w:rPr>
           <w:lang w:val="zh_TW" w:bidi="zh_TW"/>
         </w:rPr>
-        <w:t>Tyndale Open Study Notes</w:t>
+        <w:t>Aquifer Open Study Notes (Profiles)</w:t>
       </w:r>
     </w:p>
     <w:p>

--- a/zht/docx/001.content.docx
+++ b/zht/docx/001.content.docx
@@ -233,54 +233,36 @@
         </w:rPr>
         <w:t>在約瑟崛起掌權的時期，埃及在當時是一個偉大而古老的文明古國，雅各的家人為了糧食而前往埃及（</w:t>
       </w:r>
-      <w:hyperlink r:id="rId13">
-        <w:r>
-          <w:rPr>
-            <w:lang w:val="zh_TW" w:bidi="zh_TW"/>
-          </w:rPr>
-          <w:rPr>
-            <w:color w:val="0000EE"/>
-            <w:u w:val="single"/>
-          </w:rPr>
-          <w:t>創39–41</w:t>
-        </w:r>
-      </w:hyperlink>
+      <w:r>
+        <w:rPr>
+          <w:lang w:val="zh_TW" w:bidi="zh_TW"/>
+        </w:rPr>
+        <w:t>創39–41</w:t>
+      </w:r>
       <w:r>
         <w:rPr>
           <w:lang w:val="zh_TW" w:bidi="zh_TW"/>
         </w:rPr>
         <w:t>，</w:t>
       </w:r>
-      <w:hyperlink r:id="rId14">
-        <w:r>
-          <w:rPr>
-            <w:lang w:val="zh_TW" w:bidi="zh_TW"/>
-          </w:rPr>
-          <w:rPr>
-            <w:color w:val="0000EE"/>
-            <w:u w:val="single"/>
-          </w:rPr>
-          <w:t>42–46</w:t>
-        </w:r>
-      </w:hyperlink>
+      <w:r>
+        <w:rPr>
+          <w:lang w:val="zh_TW" w:bidi="zh_TW"/>
+        </w:rPr>
+        <w:t>42–46</w:t>
+      </w:r>
       <w:r>
         <w:rPr>
           <w:lang w:val="zh_TW" w:bidi="zh_TW"/>
         </w:rPr>
         <w:t>，參</w:t>
       </w:r>
-      <w:hyperlink r:id="rId15">
-        <w:r>
-          <w:rPr>
-            <w:lang w:val="zh_TW" w:bidi="zh_TW"/>
-          </w:rPr>
-          <w:rPr>
-            <w:color w:val="0000EE"/>
-            <w:u w:val="single"/>
-          </w:rPr>
-          <w:t>12:10–20</w:t>
-        </w:r>
-      </w:hyperlink>
+      <w:r>
+        <w:rPr>
+          <w:lang w:val="zh_TW" w:bidi="zh_TW"/>
+        </w:rPr>
+        <w:t>12:10–20</w:t>
+      </w:r>
       <w:r>
         <w:rPr>
           <w:lang w:val="zh_TW" w:bidi="zh_TW"/>
@@ -315,90 +297,60 @@
         </w:rPr>
         <w:t>在聖經事件中，埃及扮演了重要角色。亞伯拉罕在饑荒時期住在那裡（</w:t>
       </w:r>
-      <w:hyperlink r:id="rId15">
-        <w:r>
-          <w:rPr>
-            <w:lang w:val="zh_TW" w:bidi="zh_TW"/>
-          </w:rPr>
-          <w:rPr>
-            <w:color w:val="0000EE"/>
-            <w:u w:val="single"/>
-          </w:rPr>
-          <w:t>創12:10–20</w:t>
-        </w:r>
-      </w:hyperlink>
+      <w:r>
+        <w:rPr>
+          <w:lang w:val="zh_TW" w:bidi="zh_TW"/>
+        </w:rPr>
+        <w:t>創12:10–20</w:t>
+      </w:r>
       <w:r>
         <w:rPr>
           <w:lang w:val="zh_TW" w:bidi="zh_TW"/>
         </w:rPr>
         <w:t>）。約瑟被賣到埃及成為奴隸，後來又成為埃及的首領——類似於宰相（</w:t>
       </w:r>
-      <w:hyperlink r:id="rId16">
-        <w:r>
-          <w:rPr>
-            <w:lang w:val="zh_TW" w:bidi="zh_TW"/>
-          </w:rPr>
-          <w:rPr>
-            <w:color w:val="0000EE"/>
-            <w:u w:val="single"/>
-          </w:rPr>
-          <w:t>創37–41</w:t>
-        </w:r>
-      </w:hyperlink>
+      <w:r>
+        <w:rPr>
+          <w:lang w:val="zh_TW" w:bidi="zh_TW"/>
+        </w:rPr>
+        <w:t>創37–41</w:t>
+      </w:r>
       <w:r>
         <w:rPr>
           <w:lang w:val="zh_TW" w:bidi="zh_TW"/>
         </w:rPr>
         <w:t>）。後來在另一場饑荒期間，約瑟的全家搬到歌珊東部的三角洲地區（</w:t>
       </w:r>
-      <w:hyperlink r:id="rId17">
-        <w:r>
-          <w:rPr>
-            <w:lang w:val="zh_TW" w:bidi="zh_TW"/>
-          </w:rPr>
-          <w:rPr>
-            <w:color w:val="0000EE"/>
-            <w:u w:val="single"/>
-          </w:rPr>
-          <w:t>創42–50</w:t>
-        </w:r>
-      </w:hyperlink>
+      <w:r>
+        <w:rPr>
+          <w:lang w:val="zh_TW" w:bidi="zh_TW"/>
+        </w:rPr>
+        <w:t>創42–50</w:t>
+      </w:r>
       <w:r>
         <w:rPr>
           <w:lang w:val="zh_TW" w:bidi="zh_TW"/>
         </w:rPr>
         <w:t>）。他們的後裔最終成為奴隸（</w:t>
       </w:r>
-      <w:hyperlink r:id="rId18">
-        <w:r>
-          <w:rPr>
-            <w:lang w:val="zh_TW" w:bidi="zh_TW"/>
-          </w:rPr>
-          <w:rPr>
-            <w:color w:val="0000EE"/>
-            <w:u w:val="single"/>
-          </w:rPr>
-          <w:t>出1</w:t>
-        </w:r>
-      </w:hyperlink>
+      <w:r>
+        <w:rPr>
+          <w:lang w:val="zh_TW" w:bidi="zh_TW"/>
+        </w:rPr>
+        <w:t>出1</w:t>
+      </w:r>
       <w:r>
         <w:rPr>
           <w:lang w:val="zh_TW" w:bidi="zh_TW"/>
         </w:rPr>
         <w:t>）。神在出埃及期間拯救祂的子民，這成為猶太人的重要故事（</w:t>
       </w:r>
-      <w:hyperlink r:id="rId19">
-        <w:r>
-          <w:rPr>
-            <w:lang w:val="zh_TW" w:bidi="zh_TW"/>
-          </w:rPr>
-          <w:rPr>
-            <w:color w:val="0000EE"/>
-            <w:u w:val="single"/>
-          </w:rPr>
-          <w:t>出2–15</w:t>
-        </w:r>
-      </w:hyperlink>
+      <w:r>
+        <w:rPr>
+          <w:lang w:val="zh_TW" w:bidi="zh_TW"/>
+        </w:rPr>
+        <w:t>出2–15</w:t>
+      </w:r>
       <w:r>
         <w:rPr>
           <w:lang w:val="zh_TW" w:bidi="zh_TW"/>
@@ -419,36 +371,24 @@
         </w:rPr>
         <w:t>後來，當以色列由國王統治時，埃及就經常加入各個國家之間的權力鬥爭（例如，</w:t>
       </w:r>
-      <w:hyperlink r:id="rId20">
-        <w:r>
-          <w:rPr>
-            <w:lang w:val="zh_TW" w:bidi="zh_TW"/>
-          </w:rPr>
-          <w:rPr>
-            <w:color w:val="0000EE"/>
-            <w:u w:val="single"/>
-          </w:rPr>
-          <w:t>王上14:25–28</w:t>
-        </w:r>
-      </w:hyperlink>
+      <w:r>
+        <w:rPr>
+          <w:lang w:val="zh_TW" w:bidi="zh_TW"/>
+        </w:rPr>
+        <w:t>王上14:25–28</w:t>
+      </w:r>
       <w:r>
         <w:rPr>
           <w:lang w:val="zh_TW" w:bidi="zh_TW"/>
         </w:rPr>
         <w:t>）。公元前586年，在巴比倫人摧毀耶路撒冷以後，一些猶太人遷居至埃及，以逃避巴比倫的管轄（</w:t>
       </w:r>
-      <w:hyperlink r:id="rId21">
-        <w:r>
-          <w:rPr>
-            <w:lang w:val="zh_TW" w:bidi="zh_TW"/>
-          </w:rPr>
-          <w:rPr>
-            <w:color w:val="0000EE"/>
-            <w:u w:val="single"/>
-          </w:rPr>
-          <w:t>耶43:6–7</w:t>
-        </w:r>
-      </w:hyperlink>
+      <w:r>
+        <w:rPr>
+          <w:lang w:val="zh_TW" w:bidi="zh_TW"/>
+        </w:rPr>
+        <w:t>耶43:6–7</w:t>
+      </w:r>
       <w:r>
         <w:rPr>
           <w:lang w:val="zh_TW" w:bidi="zh_TW"/>
@@ -469,18 +409,12 @@
         </w:rPr>
         <w:t>在新約聖經的開始，埃及成為約瑟、馬利亞和耶穌的安全之地。他們逃到那裡以躲避希律王殺害耶穌的企圖（</w:t>
       </w:r>
-      <w:hyperlink r:id="rId22">
-        <w:r>
-          <w:rPr>
-            <w:lang w:val="zh_TW" w:bidi="zh_TW"/>
-          </w:rPr>
-          <w:rPr>
-            <w:color w:val="0000EE"/>
-            <w:u w:val="single"/>
-          </w:rPr>
-          <w:t>太2:13–23</w:t>
-        </w:r>
-      </w:hyperlink>
+      <w:r>
+        <w:rPr>
+          <w:lang w:val="zh_TW" w:bidi="zh_TW"/>
+        </w:rPr>
+        <w:t>太2:13–23</w:t>
+      </w:r>
       <w:r>
         <w:rPr>
           <w:lang w:val="zh_TW" w:bidi="zh_TW"/>
@@ -510,216 +444,144 @@
           <w:lang w:val="zh_TW" w:bidi="zh_TW"/>
         </w:rPr>
       </w:r>
-      <w:hyperlink r:id="rId15">
-        <w:r>
-          <w:rPr>
-            <w:lang w:val="zh_TW" w:bidi="zh_TW"/>
-          </w:rPr>
-          <w:rPr>
-            <w:color w:val="0000EE"/>
-            <w:u w:val="single"/>
-          </w:rPr>
-          <w:t>創12:10–20</w:t>
-        </w:r>
-      </w:hyperlink>
+      <w:r>
+        <w:rPr>
+          <w:lang w:val="zh_TW" w:bidi="zh_TW"/>
+        </w:rPr>
+        <w:t>創12:10–20</w:t>
+      </w:r>
       <w:r>
         <w:rPr>
           <w:lang w:val="zh_TW" w:bidi="zh_TW"/>
         </w:rPr>
         <w:t>，</w:t>
       </w:r>
-      <w:hyperlink r:id="rId23">
-        <w:r>
-          <w:rPr>
-            <w:lang w:val="zh_TW" w:bidi="zh_TW"/>
-          </w:rPr>
-          <w:rPr>
-            <w:color w:val="0000EE"/>
-            <w:u w:val="single"/>
-          </w:rPr>
-          <w:t>37:1–50:26</w:t>
-        </w:r>
-      </w:hyperlink>
+      <w:r>
+        <w:rPr>
+          <w:lang w:val="zh_TW" w:bidi="zh_TW"/>
+        </w:rPr>
+        <w:t>37:1–50:26</w:t>
+      </w:r>
       <w:r>
         <w:rPr>
           <w:lang w:val="zh_TW" w:bidi="zh_TW"/>
         </w:rPr>
         <w:t>；</w:t>
       </w:r>
-      <w:hyperlink r:id="rId24">
-        <w:r>
-          <w:rPr>
-            <w:lang w:val="zh_TW" w:bidi="zh_TW"/>
-          </w:rPr>
-          <w:rPr>
-            <w:color w:val="0000EE"/>
-            <w:u w:val="single"/>
-          </w:rPr>
-          <w:t>出1:1–15:21</w:t>
-        </w:r>
-      </w:hyperlink>
+      <w:r>
+        <w:rPr>
+          <w:lang w:val="zh_TW" w:bidi="zh_TW"/>
+        </w:rPr>
+        <w:t>出1:1–15:21</w:t>
+      </w:r>
       <w:r>
         <w:rPr>
           <w:lang w:val="zh_TW" w:bidi="zh_TW"/>
         </w:rPr>
         <w:t>；</w:t>
       </w:r>
-      <w:hyperlink r:id="rId20">
-        <w:r>
-          <w:rPr>
-            <w:lang w:val="zh_TW" w:bidi="zh_TW"/>
-          </w:rPr>
-          <w:rPr>
-            <w:color w:val="0000EE"/>
-            <w:u w:val="single"/>
-          </w:rPr>
-          <w:t>王上14:25–28</w:t>
-        </w:r>
-      </w:hyperlink>
+      <w:r>
+        <w:rPr>
+          <w:lang w:val="zh_TW" w:bidi="zh_TW"/>
+        </w:rPr>
+        <w:t>王上14:25–28</w:t>
+      </w:r>
       <w:r>
         <w:rPr>
           <w:lang w:val="zh_TW" w:bidi="zh_TW"/>
         </w:rPr>
         <w:t>；</w:t>
       </w:r>
-      <w:hyperlink r:id="rId25">
-        <w:r>
-          <w:rPr>
-            <w:lang w:val="zh_TW" w:bidi="zh_TW"/>
-          </w:rPr>
-          <w:rPr>
-            <w:color w:val="0000EE"/>
-            <w:u w:val="single"/>
-          </w:rPr>
-          <w:t>賽19:1–25</w:t>
-        </w:r>
-      </w:hyperlink>
+      <w:r>
+        <w:rPr>
+          <w:lang w:val="zh_TW" w:bidi="zh_TW"/>
+        </w:rPr>
+        <w:t>賽19:1–25</w:t>
+      </w:r>
       <w:r>
         <w:rPr>
           <w:lang w:val="zh_TW" w:bidi="zh_TW"/>
         </w:rPr>
         <w:t>；</w:t>
       </w:r>
-      <w:hyperlink r:id="rId26">
-        <w:r>
-          <w:rPr>
-            <w:lang w:val="zh_TW" w:bidi="zh_TW"/>
-          </w:rPr>
-          <w:rPr>
-            <w:color w:val="0000EE"/>
-            <w:u w:val="single"/>
-          </w:rPr>
-          <w:t>耶43</w:t>
-        </w:r>
-      </w:hyperlink>
+      <w:r>
+        <w:rPr>
+          <w:lang w:val="zh_TW" w:bidi="zh_TW"/>
+        </w:rPr>
+        <w:t>耶43</w:t>
+      </w:r>
       <w:r>
         <w:rPr>
           <w:lang w:val="zh_TW" w:bidi="zh_TW"/>
         </w:rPr>
         <w:t>，</w:t>
       </w:r>
-      <w:hyperlink r:id="rId27">
-        <w:r>
-          <w:rPr>
-            <w:lang w:val="zh_TW" w:bidi="zh_TW"/>
-          </w:rPr>
-          <w:rPr>
-            <w:color w:val="0000EE"/>
-            <w:u w:val="single"/>
-          </w:rPr>
-          <w:t>46:7–8</w:t>
-        </w:r>
-      </w:hyperlink>
+      <w:r>
+        <w:rPr>
+          <w:lang w:val="zh_TW" w:bidi="zh_TW"/>
+        </w:rPr>
+        <w:t>46:7–8</w:t>
+      </w:r>
       <w:r>
         <w:rPr>
           <w:lang w:val="zh_TW" w:bidi="zh_TW"/>
         </w:rPr>
         <w:t>；</w:t>
       </w:r>
-      <w:hyperlink r:id="rId28">
-        <w:r>
-          <w:rPr>
-            <w:lang w:val="zh_TW" w:bidi="zh_TW"/>
-          </w:rPr>
-          <w:rPr>
-            <w:color w:val="0000EE"/>
-            <w:u w:val="single"/>
-          </w:rPr>
-          <w:t>結29:1–21</w:t>
-        </w:r>
-      </w:hyperlink>
+      <w:r>
+        <w:rPr>
+          <w:lang w:val="zh_TW" w:bidi="zh_TW"/>
+        </w:rPr>
+        <w:t>結29:1–21</w:t>
+      </w:r>
       <w:r>
         <w:rPr>
           <w:lang w:val="zh_TW" w:bidi="zh_TW"/>
         </w:rPr>
         <w:t>；</w:t>
       </w:r>
-      <w:hyperlink r:id="rId29">
-        <w:r>
-          <w:rPr>
-            <w:lang w:val="zh_TW" w:bidi="zh_TW"/>
-          </w:rPr>
-          <w:rPr>
-            <w:color w:val="0000EE"/>
-            <w:u w:val="single"/>
-          </w:rPr>
-          <w:t>摩8:8</w:t>
-        </w:r>
-      </w:hyperlink>
+      <w:r>
+        <w:rPr>
+          <w:lang w:val="zh_TW" w:bidi="zh_TW"/>
+        </w:rPr>
+        <w:t>摩8:8</w:t>
+      </w:r>
       <w:r>
         <w:rPr>
           <w:lang w:val="zh_TW" w:bidi="zh_TW"/>
         </w:rPr>
         <w:t>，</w:t>
       </w:r>
-      <w:hyperlink r:id="rId30">
-        <w:r>
-          <w:rPr>
-            <w:lang w:val="zh_TW" w:bidi="zh_TW"/>
-          </w:rPr>
-          <w:rPr>
-            <w:color w:val="0000EE"/>
-            <w:u w:val="single"/>
-          </w:rPr>
-          <w:t>9:5</w:t>
-        </w:r>
-      </w:hyperlink>
+      <w:r>
+        <w:rPr>
+          <w:lang w:val="zh_TW" w:bidi="zh_TW"/>
+        </w:rPr>
+        <w:t>9:5</w:t>
+      </w:r>
       <w:r>
         <w:rPr>
           <w:lang w:val="zh_TW" w:bidi="zh_TW"/>
         </w:rPr>
         <w:t>；</w:t>
       </w:r>
-      <w:hyperlink r:id="rId31">
-        <w:r>
-          <w:rPr>
-            <w:lang w:val="zh_TW" w:bidi="zh_TW"/>
-          </w:rPr>
-          <w:rPr>
-            <w:color w:val="0000EE"/>
-            <w:u w:val="single"/>
-          </w:rPr>
-          <w:t>亞10:11</w:t>
-        </w:r>
-      </w:hyperlink>
+      <w:r>
+        <w:rPr>
+          <w:lang w:val="zh_TW" w:bidi="zh_TW"/>
+        </w:rPr>
+        <w:t>亞10:11</w:t>
+      </w:r>
       <w:r>
         <w:rPr>
           <w:lang w:val="zh_TW" w:bidi="zh_TW"/>
         </w:rPr>
         <w:t>；</w:t>
       </w:r>
-      <w:hyperlink r:id="rId22">
-        <w:r>
-          <w:rPr>
-            <w:lang w:val="zh_TW" w:bidi="zh_TW"/>
-          </w:rPr>
-          <w:rPr>
-            <w:color w:val="0000EE"/>
-            <w:u w:val="single"/>
-          </w:rPr>
-          <w:t>太2:13–23</w:t>
-        </w:r>
-      </w:hyperlink>
+      <w:r>
+        <w:rPr>
+          <w:lang w:val="zh_TW" w:bidi="zh_TW"/>
+        </w:rPr>
+        <w:t>太2:13–23</w:t>
+      </w:r>
       <w:r>
         <w:rPr>
           <w:lang w:val="zh_TW" w:bidi="zh_TW"/>
